--- a/Deliverables/L0/L0-D2 K-M Model Specification.docx
+++ b/Deliverables/L0/L0-D2 K-M Model Specification.docx
@@ -1417,6 +1417,652 @@
         <w:t>, rather than as a precise empirical measurement.</w:t>
       </w:r>
     </w:p>
+    <w:p>
+      <w:pPr>
+        <w:pStyle w:val="Heading3"/>
+      </w:pPr>
+      <w:r>
+        <w:t>4.2.1 Maturity Dimension Scoring Rubric</w:t>
+      </w:r>
+    </w:p>
+    <w:p>
+      <w:pPr>
+        <w:sectPr>
+          <w:pgSz w:w="11906" w:h="16838"/>
+          <w:pgMar w:top="1440" w:right="1440" w:bottom="1440" w:left="1440" w:header="708" w:footer="708" w:gutter="0"/>
+          <w:cols w:space="708"/>
+          <w:docGrid w:linePitch="360"/>
+        </w:sectPr>
+      </w:pPr>
+      <w:r>
+        <w:t xml:space="preserve">Each maturity dimension </w:t>
+      </w:r>
+      <m:oMath>
+        <m:sSub>
+          <m:sSubPr>
+            <m:ctrlPr>
+              <w:rPr>
+                <w:rFonts w:ascii="Cambria Math" w:hAnsi="Cambria Math"/>
+              </w:rPr>
+            </m:ctrlPr>
+          </m:sSubPr>
+          <m:e>
+            <m:r>
+              <w:rPr>
+                <w:rFonts w:ascii="Cambria Math" w:hAnsi="Cambria Math"/>
+              </w:rPr>
+              <m:t>m</m:t>
+            </m:r>
+          </m:e>
+          <m:sub>
+            <m:r>
+              <w:rPr>
+                <w:rFonts w:ascii="Cambria Math" w:hAnsi="Cambria Math"/>
+              </w:rPr>
+              <m:t>i</m:t>
+            </m:r>
+          </m:sub>
+        </m:sSub>
+      </m:oMath>
+      <w:r>
+        <w:t xml:space="preserve">is assessed using a qualitative scoring rubric mapped onto the interval </w:t>
+      </w:r>
+      <m:oMath>
+        <m:d>
+          <m:dPr>
+            <m:begChr m:val="["/>
+            <m:sepChr m:val=","/>
+            <m:endChr m:val="]"/>
+            <m:ctrlPr>
+              <w:rPr>
+                <w:rFonts w:ascii="Cambria Math" w:hAnsi="Cambria Math"/>
+              </w:rPr>
+            </m:ctrlPr>
+          </m:dPr>
+          <m:e>
+            <m:r>
+              <w:rPr>
+                <w:rFonts w:ascii="Cambria Math" w:hAnsi="Cambria Math"/>
+              </w:rPr>
+              <m:t>0</m:t>
+            </m:r>
+          </m:e>
+          <m:e>
+            <m:r>
+              <w:rPr>
+                <w:rFonts w:ascii="Cambria Math" w:hAnsi="Cambria Math"/>
+              </w:rPr>
+              <m:t>1</m:t>
+            </m:r>
+          </m:e>
+        </m:d>
+      </m:oMath>
+      <w:r>
+        <w:t>. Scores represent the civilisation’s demonstrated capability, reliability, and foresight within that domain.</w:t>
+      </w:r>
+    </w:p>
+    <w:p/>
+    <w:tbl>
+      <w:tblPr>
+        <w:tblStyle w:val="TableGridLight"/>
+        <w:tblW w:w="0" w:type="auto"/>
+        <w:tblLook w:val="04A0" w:firstRow="1" w:lastRow="0" w:firstColumn="1" w:lastColumn="0" w:noHBand="0" w:noVBand="1"/>
+      </w:tblPr>
+      <w:tblGrid>
+        <w:gridCol w:w="954"/>
+        <w:gridCol w:w="1481"/>
+        <w:gridCol w:w="6581"/>
+      </w:tblGrid>
+      <w:tr>
+        <w:tc>
+          <w:tcPr>
+            <w:tcW w:w="0" w:type="auto"/>
+            <w:hideMark/>
+          </w:tcPr>
+          <w:p>
+            <w:pPr>
+              <w:spacing w:after="200" w:line="276" w:lineRule="auto"/>
+              <w:rPr>
+                <w:b/>
+                <w:bCs/>
+              </w:rPr>
+            </w:pPr>
+            <w:r>
+              <w:rPr>
+                <w:b/>
+                <w:bCs/>
+              </w:rPr>
+              <w:t>Score</w:t>
+            </w:r>
+          </w:p>
+        </w:tc>
+        <w:tc>
+          <w:tcPr>
+            <w:tcW w:w="0" w:type="auto"/>
+            <w:hideMark/>
+          </w:tcPr>
+          <w:p>
+            <w:pPr>
+              <w:spacing w:after="200" w:line="276" w:lineRule="auto"/>
+              <w:rPr>
+                <w:b/>
+                <w:bCs/>
+              </w:rPr>
+            </w:pPr>
+            <w:r>
+              <w:rPr>
+                <w:b/>
+                <w:bCs/>
+              </w:rPr>
+              <w:t>Descriptor</w:t>
+            </w:r>
+          </w:p>
+        </w:tc>
+        <w:tc>
+          <w:tcPr>
+            <w:tcW w:w="0" w:type="auto"/>
+            <w:hideMark/>
+          </w:tcPr>
+          <w:p>
+            <w:pPr>
+              <w:spacing w:after="200" w:line="276" w:lineRule="auto"/>
+              <w:rPr>
+                <w:b/>
+                <w:bCs/>
+              </w:rPr>
+            </w:pPr>
+            <w:r>
+              <w:rPr>
+                <w:b/>
+                <w:bCs/>
+              </w:rPr>
+              <w:t>Definition</w:t>
+            </w:r>
+          </w:p>
+        </w:tc>
+      </w:tr>
+      <w:tr>
+        <w:tc>
+          <w:tcPr>
+            <w:tcW w:w="0" w:type="auto"/>
+            <w:hideMark/>
+          </w:tcPr>
+          <w:p>
+            <w:pPr>
+              <w:spacing w:after="200" w:line="276" w:lineRule="auto"/>
+              <w:rPr>
+                <w:b/>
+                <w:bCs/>
+              </w:rPr>
+            </w:pPr>
+            <w:r>
+              <w:rPr>
+                <w:b/>
+                <w:bCs/>
+              </w:rPr>
+              <w:t>0.0</w:t>
+            </w:r>
+          </w:p>
+        </w:tc>
+        <w:tc>
+          <w:tcPr>
+            <w:tcW w:w="0" w:type="auto"/>
+            <w:hideMark/>
+          </w:tcPr>
+          <w:p>
+            <w:pPr>
+              <w:spacing w:after="200" w:line="276" w:lineRule="auto"/>
+            </w:pPr>
+            <w:r>
+              <w:t>Collapse</w:t>
+            </w:r>
+          </w:p>
+        </w:tc>
+        <w:tc>
+          <w:tcPr>
+            <w:tcW w:w="0" w:type="auto"/>
+            <w:hideMark/>
+          </w:tcPr>
+          <w:p>
+            <w:pPr>
+              <w:spacing w:after="200" w:line="276" w:lineRule="auto"/>
+            </w:pPr>
+            <w:r>
+              <w:t>Systems absent or failing; maturity not present in this domain.</w:t>
+            </w:r>
+          </w:p>
+        </w:tc>
+      </w:tr>
+      <w:tr>
+        <w:tc>
+          <w:tcPr>
+            <w:tcW w:w="0" w:type="auto"/>
+            <w:hideMark/>
+          </w:tcPr>
+          <w:p>
+            <w:pPr>
+              <w:spacing w:after="200" w:line="276" w:lineRule="auto"/>
+              <w:rPr>
+                <w:b/>
+                <w:bCs/>
+              </w:rPr>
+            </w:pPr>
+            <w:r>
+              <w:rPr>
+                <w:b/>
+                <w:bCs/>
+              </w:rPr>
+              <w:t>0.1–0.2</w:t>
+            </w:r>
+          </w:p>
+        </w:tc>
+        <w:tc>
+          <w:tcPr>
+            <w:tcW w:w="0" w:type="auto"/>
+            <w:hideMark/>
+          </w:tcPr>
+          <w:p>
+            <w:pPr>
+              <w:spacing w:after="200" w:line="276" w:lineRule="auto"/>
+            </w:pPr>
+            <w:r>
+              <w:t>Fragile</w:t>
+            </w:r>
+          </w:p>
+        </w:tc>
+        <w:tc>
+          <w:tcPr>
+            <w:tcW w:w="0" w:type="auto"/>
+            <w:hideMark/>
+          </w:tcPr>
+          <w:p>
+            <w:pPr>
+              <w:spacing w:after="200" w:line="276" w:lineRule="auto"/>
+            </w:pPr>
+            <w:r>
+              <w:t>Highly unstable; provision unreliable; vulnerable to minor shocks.</w:t>
+            </w:r>
+          </w:p>
+        </w:tc>
+      </w:tr>
+      <w:tr>
+        <w:tc>
+          <w:tcPr>
+            <w:tcW w:w="0" w:type="auto"/>
+            <w:hideMark/>
+          </w:tcPr>
+          <w:p>
+            <w:pPr>
+              <w:spacing w:after="200" w:line="276" w:lineRule="auto"/>
+              <w:rPr>
+                <w:b/>
+                <w:bCs/>
+              </w:rPr>
+            </w:pPr>
+            <w:r>
+              <w:rPr>
+                <w:b/>
+                <w:bCs/>
+              </w:rPr>
+              <w:t>0.3–0.4</w:t>
+            </w:r>
+          </w:p>
+        </w:tc>
+        <w:tc>
+          <w:tcPr>
+            <w:tcW w:w="0" w:type="auto"/>
+            <w:hideMark/>
+          </w:tcPr>
+          <w:p>
+            <w:pPr>
+              <w:spacing w:after="200" w:line="276" w:lineRule="auto"/>
+            </w:pPr>
+            <w:r>
+              <w:t>Developing</w:t>
+            </w:r>
+          </w:p>
+        </w:tc>
+        <w:tc>
+          <w:tcPr>
+            <w:tcW w:w="0" w:type="auto"/>
+            <w:hideMark/>
+          </w:tcPr>
+          <w:p>
+            <w:pPr>
+              <w:spacing w:after="200" w:line="276" w:lineRule="auto"/>
+            </w:pPr>
+            <w:r>
+              <w:t>Basic structures present but inconsistent, uneven, or weakly integrated.</w:t>
+            </w:r>
+          </w:p>
+        </w:tc>
+      </w:tr>
+      <w:tr>
+        <w:tc>
+          <w:tcPr>
+            <w:tcW w:w="0" w:type="auto"/>
+            <w:hideMark/>
+          </w:tcPr>
+          <w:p>
+            <w:pPr>
+              <w:spacing w:after="200" w:line="276" w:lineRule="auto"/>
+              <w:rPr>
+                <w:b/>
+                <w:bCs/>
+              </w:rPr>
+            </w:pPr>
+            <w:r>
+              <w:rPr>
+                <w:b/>
+                <w:bCs/>
+              </w:rPr>
+              <w:t>0.5</w:t>
+            </w:r>
+          </w:p>
+        </w:tc>
+        <w:tc>
+          <w:tcPr>
+            <w:tcW w:w="0" w:type="auto"/>
+            <w:hideMark/>
+          </w:tcPr>
+          <w:p>
+            <w:pPr>
+              <w:spacing w:after="200" w:line="276" w:lineRule="auto"/>
+            </w:pPr>
+            <w:r>
+              <w:t>Transitional</w:t>
+            </w:r>
+          </w:p>
+        </w:tc>
+        <w:tc>
+          <w:tcPr>
+            <w:tcW w:w="0" w:type="auto"/>
+            <w:hideMark/>
+          </w:tcPr>
+          <w:p>
+            <w:pPr>
+              <w:spacing w:after="200" w:line="276" w:lineRule="auto"/>
+            </w:pPr>
+            <w:r>
+              <w:t>Mid</w:t>
+            </w:r>
+            <w:r>
+              <w:noBreakHyphen/>
+              <w:t>maturity; capable but variable; limited resilience to sustained stress.</w:t>
+            </w:r>
+          </w:p>
+        </w:tc>
+      </w:tr>
+      <w:tr>
+        <w:tc>
+          <w:tcPr>
+            <w:tcW w:w="0" w:type="auto"/>
+            <w:hideMark/>
+          </w:tcPr>
+          <w:p>
+            <w:pPr>
+              <w:spacing w:after="200" w:line="276" w:lineRule="auto"/>
+              <w:rPr>
+                <w:b/>
+                <w:bCs/>
+              </w:rPr>
+            </w:pPr>
+            <w:r>
+              <w:rPr>
+                <w:b/>
+                <w:bCs/>
+              </w:rPr>
+              <w:lastRenderedPageBreak/>
+              <w:t>0.6–0.7</w:t>
+            </w:r>
+          </w:p>
+        </w:tc>
+        <w:tc>
+          <w:tcPr>
+            <w:tcW w:w="0" w:type="auto"/>
+            <w:hideMark/>
+          </w:tcPr>
+          <w:p>
+            <w:pPr>
+              <w:spacing w:after="200" w:line="276" w:lineRule="auto"/>
+            </w:pPr>
+            <w:r>
+              <w:t>Competent</w:t>
+            </w:r>
+          </w:p>
+        </w:tc>
+        <w:tc>
+          <w:tcPr>
+            <w:tcW w:w="0" w:type="auto"/>
+            <w:hideMark/>
+          </w:tcPr>
+          <w:p>
+            <w:pPr>
+              <w:spacing w:after="200" w:line="276" w:lineRule="auto"/>
+            </w:pPr>
+            <w:r>
+              <w:t>Generally reliable; able to manage moderate shocks; improving coherence.</w:t>
+            </w:r>
+          </w:p>
+        </w:tc>
+      </w:tr>
+      <w:tr>
+        <w:tc>
+          <w:tcPr>
+            <w:tcW w:w="0" w:type="auto"/>
+            <w:hideMark/>
+          </w:tcPr>
+          <w:p>
+            <w:pPr>
+              <w:spacing w:after="200" w:line="276" w:lineRule="auto"/>
+              <w:rPr>
+                <w:b/>
+                <w:bCs/>
+              </w:rPr>
+            </w:pPr>
+            <w:r>
+              <w:rPr>
+                <w:b/>
+                <w:bCs/>
+              </w:rPr>
+              <w:t>0.8–0.9</w:t>
+            </w:r>
+          </w:p>
+        </w:tc>
+        <w:tc>
+          <w:tcPr>
+            <w:tcW w:w="0" w:type="auto"/>
+            <w:hideMark/>
+          </w:tcPr>
+          <w:p>
+            <w:pPr>
+              <w:spacing w:after="200" w:line="276" w:lineRule="auto"/>
+            </w:pPr>
+            <w:r>
+              <w:t>Advanced</w:t>
+            </w:r>
+          </w:p>
+        </w:tc>
+        <w:tc>
+          <w:tcPr>
+            <w:tcW w:w="0" w:type="auto"/>
+            <w:hideMark/>
+          </w:tcPr>
+          <w:p>
+            <w:pPr>
+              <w:spacing w:after="200" w:line="276" w:lineRule="auto"/>
+            </w:pPr>
+            <w:r>
+              <w:t>High reliability, strong foresight, and effective long</w:t>
+            </w:r>
+            <w:r>
+              <w:noBreakHyphen/>
+              <w:t>term coordination.</w:t>
+            </w:r>
+          </w:p>
+        </w:tc>
+      </w:tr>
+      <w:tr>
+        <w:tc>
+          <w:tcPr>
+            <w:tcW w:w="0" w:type="auto"/>
+            <w:hideMark/>
+          </w:tcPr>
+          <w:p>
+            <w:pPr>
+              <w:spacing w:after="200" w:line="276" w:lineRule="auto"/>
+              <w:rPr>
+                <w:b/>
+                <w:bCs/>
+              </w:rPr>
+            </w:pPr>
+            <w:r>
+              <w:rPr>
+                <w:b/>
+                <w:bCs/>
+              </w:rPr>
+              <w:t>1.0</w:t>
+            </w:r>
+          </w:p>
+        </w:tc>
+        <w:tc>
+          <w:tcPr>
+            <w:tcW w:w="0" w:type="auto"/>
+            <w:hideMark/>
+          </w:tcPr>
+          <w:p>
+            <w:pPr>
+              <w:spacing w:after="200" w:line="276" w:lineRule="auto"/>
+            </w:pPr>
+            <w:r>
+              <w:t>Fully Mature</w:t>
+            </w:r>
+          </w:p>
+        </w:tc>
+        <w:tc>
+          <w:tcPr>
+            <w:tcW w:w="0" w:type="auto"/>
+            <w:hideMark/>
+          </w:tcPr>
+          <w:p>
+            <w:pPr>
+              <w:spacing w:after="200" w:line="276" w:lineRule="auto"/>
+            </w:pPr>
+            <w:r>
+              <w:t>Robust, resilient, self</w:t>
+            </w:r>
+            <w:r>
+              <w:noBreakHyphen/>
+              <w:t>correcting, and aligned with long</w:t>
+            </w:r>
+            <w:r>
+              <w:noBreakHyphen/>
+              <w:t>term wellbeing.</w:t>
+            </w:r>
+          </w:p>
+        </w:tc>
+      </w:tr>
+    </w:tbl>
+    <w:p>
+      <w:r>
+        <w:t>This rubric provides a standardised scoring method for all eight maturity dimensions and supports directional and comparative analysis within the K–M model.</w:t>
+      </w:r>
+    </w:p>
+    <w:p>
+      <w:pPr>
+        <w:pStyle w:val="Heading3"/>
+      </w:pPr>
+      <w:r>
+        <w:t>4.2.2 System</w:t>
+      </w:r>
+      <w:r>
+        <w:noBreakHyphen/>
+        <w:t>Level Assessment and Regional Variation</w:t>
+      </w:r>
+    </w:p>
+    <w:p>
+      <w:r>
+        <w:t xml:space="preserve">Maturity scores reflect the behaviour of the </w:t>
+      </w:r>
+      <w:r>
+        <w:rPr>
+          <w:b/>
+          <w:bCs/>
+        </w:rPr>
+        <w:t>global civilisation system</w:t>
+      </w:r>
+      <w:r>
+        <w:t>, not a population</w:t>
+      </w:r>
+      <w:r>
+        <w:noBreakHyphen/>
+        <w:t>weighted or region</w:t>
+      </w:r>
+      <w:r>
+        <w:noBreakHyphen/>
+        <w:t xml:space="preserve">weighted average of local conditions. Regional variation is expected. Assessors should evaluate each dimension based on the civilisation’s </w:t>
+      </w:r>
+      <w:r>
+        <w:rPr>
+          <w:b/>
+          <w:bCs/>
+        </w:rPr>
+        <w:t>system</w:t>
+      </w:r>
+      <w:r>
+        <w:rPr>
+          <w:b/>
+          <w:bCs/>
+        </w:rPr>
+        <w:noBreakHyphen/>
+        <w:t>level behaviour</w:t>
+      </w:r>
+      <w:r>
+        <w:t>, including the degree to which local failures are contained or propagate globally.</w:t>
+      </w:r>
+    </w:p>
+    <w:p>
+      <w:r>
+        <w:t xml:space="preserve">“Dominant global pattern” refers to the behaviour of </w:t>
+      </w:r>
+      <w:r>
+        <w:rPr>
+          <w:b/>
+          <w:bCs/>
+        </w:rPr>
+        <w:t>system</w:t>
+      </w:r>
+      <w:r>
+        <w:rPr>
+          <w:b/>
+          <w:bCs/>
+        </w:rPr>
+        <w:noBreakHyphen/>
+        <w:t>shaping regions and institutions</w:t>
+      </w:r>
+      <w:r>
+        <w:t>—those whose actions, norms, or failures propagate through global networks and influence civilisation</w:t>
+      </w:r>
+      <w:r>
+        <w:noBreakHyphen/>
+        <w:t xml:space="preserve">level outcomes. Dominance is determined by </w:t>
+      </w:r>
+      <w:r>
+        <w:rPr>
+          <w:b/>
+          <w:bCs/>
+        </w:rPr>
+        <w:t>systemic impact</w:t>
+      </w:r>
+      <w:r>
+        <w:t>, not by population size, GDP, land area, or other demographic or economic weightings.</w:t>
+      </w:r>
+    </w:p>
+    <w:p>
+      <w:r>
+        <w:t>Local maturity differences are incorporated implicitly within the qualitative scoring process and do not require separate regional indices.</w:t>
+      </w:r>
+    </w:p>
     <w:p/>
     <w:p>
       <w:pPr>
@@ -1551,6 +2197,7 @@
     </w:p>
     <w:p>
       <w:r>
+        <w:lastRenderedPageBreak/>
         <w:t xml:space="preserve">This places humanity in the </w:t>
       </w:r>
       <w:r>
@@ -1614,7 +2261,6 @@
           <w:b/>
           <w:bCs/>
         </w:rPr>
-        <w:lastRenderedPageBreak/>
         <w:t>stabilise Δ</w:t>
       </w:r>
       <w:r>
@@ -2134,12 +2780,14 @@
         </w:numPr>
       </w:pPr>
       <w:r>
+        <w:lastRenderedPageBreak/>
         <w:t>theoretical reasoning</w:t>
       </w:r>
     </w:p>
     <w:p>
       <w:pPr>
         <w:sectPr>
+          <w:type w:val="continuous"/>
           <w:pgSz w:w="11906" w:h="16838"/>
           <w:pgMar w:top="1440" w:right="1440" w:bottom="1440" w:left="1440" w:header="708" w:footer="708" w:gutter="0"/>
           <w:cols w:space="708"/>
@@ -2166,13 +2814,15 @@
         <w:pStyle w:val="Heading2"/>
       </w:pPr>
       <w:r>
-        <w:lastRenderedPageBreak/>
         <w:t>4.6 Diagram Reference</w:t>
       </w:r>
     </w:p>
     <w:p/>
     <w:p>
       <w:r>
+        <w:rPr>
+          <w:noProof/>
+        </w:rPr>
         <w:drawing>
           <wp:inline distT="0" distB="0" distL="0" distR="0" wp14:anchorId="5A7B53A6" wp14:editId="6A236AD7">
             <wp:extent cx="5731510" cy="2763520"/>
@@ -2350,6 +3000,7 @@
           <w:b/>
           <w:bCs/>
         </w:rPr>
+        <w:lastRenderedPageBreak/>
         <w:t>L0</w:t>
       </w:r>
       <w:r>
@@ -2394,7 +3045,6 @@
     </w:p>
     <w:p>
       <w:r>
-        <w:lastRenderedPageBreak/>
         <w:t>Upstream of:</w:t>
       </w:r>
     </w:p>
@@ -2726,6 +3376,7 @@
         </w:numPr>
       </w:pPr>
       <w:r>
+        <w:lastRenderedPageBreak/>
         <w:t>Diagram matches the written model</w:t>
       </w:r>
     </w:p>
@@ -2858,7 +3509,6 @@
                 <w:b/>
                 <w:bCs/>
               </w:rPr>
-              <w:lastRenderedPageBreak/>
               <w:t>0.1</w:t>
             </w:r>
           </w:p>
@@ -2984,6 +3634,58 @@
             </w:pPr>
             <w:r>
               <w:t>Added epistemic limits, revised thresholds, clarified model status</w:t>
+            </w:r>
+          </w:p>
+        </w:tc>
+      </w:tr>
+      <w:tr>
+        <w:tc>
+          <w:tcPr>
+            <w:tcW w:w="0" w:type="auto"/>
+          </w:tcPr>
+          <w:p>
+            <w:pPr>
+              <w:rPr>
+                <w:b/>
+                <w:bCs/>
+              </w:rPr>
+            </w:pPr>
+            <w:r>
+              <w:rPr>
+                <w:b/>
+                <w:bCs/>
+              </w:rPr>
+              <w:t>0.3</w:t>
+            </w:r>
+          </w:p>
+        </w:tc>
+        <w:tc>
+          <w:tcPr>
+            <w:tcW w:w="0" w:type="auto"/>
+          </w:tcPr>
+          <w:p>
+            <w:r>
+              <w:t>06-06-2026</w:t>
+            </w:r>
+          </w:p>
+        </w:tc>
+        <w:tc>
+          <w:tcPr>
+            <w:tcW w:w="0" w:type="auto"/>
+          </w:tcPr>
+          <w:p>
+            <w:r>
+              <w:t>Steve</w:t>
+            </w:r>
+          </w:p>
+        </w:tc>
+        <w:tc>
+          <w:tcPr>
+            <w:tcW w:w="0" w:type="auto"/>
+          </w:tcPr>
+          <w:p>
+            <w:r>
+              <w:t>Added scoring rubric for M</w:t>
             </w:r>
           </w:p>
         </w:tc>
